--- a/pr-preview/pr-166/vignettes/quarto_vignette.docx
+++ b/pr-preview/pr-166/vignettes/quarto_vignette.docx
@@ -947,7 +947,7 @@
     </w:tbl>
     <w:bookmarkEnd w:id="23"/>
     <w:bookmarkEnd w:id="24"/>
-    <w:bookmarkStart w:id="30" w:name="theorem-environments"/>
+    <w:bookmarkStart w:id="28" w:name="theorem-environments"/>
     <w:p>
       <w:pPr>
         <w:pStyle w:val="Heading2"/>
@@ -984,7 +984,7 @@
         <w:tblStyle w:val="Table"/>
         <w:tblInd w:w="164" w:type="dxa"/>
         <w:tblBorders>
-          <w:left w:val="single" w:sz="24" w:space="0" w:color="00A047"/>
+          <w:left w:val="single" w:sz="24" w:space="0" w:color="909090"/>
         </w:tblBorders>
         <w:tblCellMar>
           <w:left w:w="0" w:type="dxa"/>
@@ -1012,6 +1012,13 @@
             <w:pPr>
               <w:spacing w:before="16" w:after="64"/>
             </w:pPr>
+            <w:r>
+              <w:rPr>
+                <w:b/>
+                <w:bCs/>
+              </w:rPr>
+              <w:t xml:space="preserve">Definition (Sample Mean)</w:t>
+            </w:r>
           </w:p>
           <w:bookmarkStart w:id="25" w:name="def-mean"/>
           <w:p>
@@ -1220,7 +1227,7 @@
         <w:tblStyle w:val="Table"/>
         <w:tblInd w:w="164" w:type="dxa"/>
         <w:tblBorders>
-          <w:left w:val="single" w:sz="24" w:space="0" w:color="0758E5"/>
+          <w:left w:val="single" w:sz="24" w:space="0" w:color="909090"/>
         </w:tblBorders>
         <w:tblCellMar>
           <w:left w:w="0" w:type="dxa"/>
@@ -1248,6 +1255,13 @@
             <w:pPr>
               <w:spacing w:before="16" w:after="64"/>
             </w:pPr>
+            <w:r>
+              <w:rPr>
+                <w:b/>
+                <w:bCs/>
+              </w:rPr>
+              <w:t xml:space="preserve">Theorem (Unbiasedness of the Sample Mean)</w:t>
+            </w:r>
           </w:p>
           <w:bookmarkStart w:id="26" w:name="thm-mean-unbiased"/>
           <w:p>
@@ -1363,10 +1377,10 @@
         <w:tblStyle w:val="Table"/>
         <w:tblLook w:firstRow="0" w:lastRow="0" w:firstColumn="0" w:lastColumn="0" w:noHBand="0" w:noVBand="0" w:val="0000"/>
         <w:tblBorders>
-          <w:top w:val="single" w:sz="4" w:space="0" w:color="0758E5"/>
-          <w:left w:val="single" w:sz="24" w:space="0" w:color="0758E5"/>
-          <w:bottom w:val="single" w:sz="4" w:space="0" w:color="0758E5"/>
-          <w:right w:val="single" w:sz="4" w:space="0" w:color="0758E5"/>
+          <w:top w:val="single" w:sz="4" w:space="0" w:color="909090"/>
+          <w:left w:val="single" w:sz="24" w:space="0" w:color="909090"/>
+          <w:bottom w:val="single" w:sz="4" w:space="0" w:color="909090"/>
+          <w:right w:val="single" w:sz="4" w:space="0" w:color="909090"/>
         </w:tblBorders>
         <w:tblCellMar>
           <w:left w:w="144" w:type="dxa"/>
@@ -1380,7 +1394,7 @@
         </w:trPr>
         <w:tc>
           <w:tcPr>
-            <w:shd w:color="auto" w:fill="dae6fb" w:val="clear"/>
+            <w:shd w:color="auto" w:fill="e6e6e6" w:val="clear"/>
             <w:tcMar>
               <w:top w:w="92" w:type="dxa"/>
               <w:bottom w:w="92" w:type="dxa"/>
@@ -1391,57 +1405,8 @@
               <w:pStyle w:val="BodyText"/>
             </w:pPr>
             <w:pPr>
-              <w:spacing w:before="0" w:after="0"/>
-              <w:textAlignment w:val="center"/>
+              <w:spacing w:before="16" w:after="16"/>
             </w:pPr>
-            <w:r>
-              <w:drawing>
-                <wp:inline>
-                  <wp:extent cx="152400" cy="152400"/>
-                  <wp:effectExtent b="0" l="0" r="0" t="0"/>
-                  <wp:docPr descr="" title="" id="27" name="Picture"/>
-                  <a:graphic>
-                    <a:graphicData uri="http://schemas.openxmlformats.org/drawingml/2006/picture">
-                      <pic:pic>
-                        <pic:nvPicPr>
-                          <pic:cNvPr descr="/opt/quarto/share/formats/docx/note.png" id="28" name="Picture"/>
-                          <pic:cNvPicPr>
-                            <a:picLocks noChangeArrowheads="1" noChangeAspect="1"/>
-                          </pic:cNvPicPr>
-                        </pic:nvPicPr>
-                        <pic:blipFill>
-                          <a:blip r:embed="rId12"/>
-                          <a:stretch>
-                            <a:fillRect/>
-                          </a:stretch>
-                        </pic:blipFill>
-                        <pic:spPr bwMode="auto">
-                          <a:xfrm>
-                            <a:off x="0" y="0"/>
-                            <a:ext cx="152400" cy="152400"/>
-                          </a:xfrm>
-                          <a:prstGeom prst="rect">
-                            <a:avLst/>
-                          </a:prstGeom>
-                          <a:noFill/>
-                          <a:ln w="9525">
-                            <a:noFill/>
-                            <a:headEnd/>
-                            <a:tailEnd/>
-                          </a:ln>
-                        </pic:spPr>
-                      </pic:pic>
-                    </a:graphicData>
-                  </a:graphic>
-                </wp:inline>
-              </w:drawing>
-            </w:r>
-            <w:r>
-              <w:t xml:space="preserve"> </w:t>
-            </w:r>
-            <w:r>
-              <w:t xml:space="preserve"> </w:t>
-            </w:r>
             <w:r>
               <w:t xml:space="preserve">Proof</w:t>
             </w:r>
@@ -1741,19 +1706,44 @@
     <w:tbl>
       <w:tblPr>
         <w:tblStyle w:val="Table"/>
-        <w:tblInd w:w="164" w:type="dxa"/>
+        <w:tblLook w:firstRow="0" w:lastRow="0" w:firstColumn="0" w:lastColumn="0" w:noHBand="0" w:noVBand="0" w:val="0000"/>
         <w:tblBorders>
-          <w:left w:val="single" w:sz="24" w:space="0" w:color="00A047"/>
+          <w:top w:val="single" w:sz="4" w:space="0" w:color="909090"/>
+          <w:left w:val="single" w:sz="24" w:space="0" w:color="909090"/>
+          <w:bottom w:val="single" w:sz="4" w:space="0" w:color="909090"/>
+          <w:right w:val="single" w:sz="4" w:space="0" w:color="909090"/>
         </w:tblBorders>
         <w:tblCellMar>
-          <w:left w:w="0" w:type="dxa"/>
-          <w:right w:w="0" w:type="dxa"/>
+          <w:left w:w="144" w:type="dxa"/>
+          <w:right w:w="144" w:type="dxa"/>
         </w:tblCellMar>
         <w:tblLook w:firstRow="0" w:lastRow="0" w:firstColumn="0" w:lastColumn="0" w:noHBand="0" w:noVBand="0" w:val="0000"/>
       </w:tblPr>
-      <w:tblGrid>
-        <w:gridCol w:w="7920"/>
-      </w:tblGrid>
+      <w:tr>
+        <w:trPr>
+          <w:cantSplit/>
+        </w:trPr>
+        <w:tc>
+          <w:tcPr>
+            <w:shd w:color="auto" w:fill="e6e6e6" w:val="clear"/>
+            <w:tcMar>
+              <w:top w:w="92" w:type="dxa"/>
+              <w:bottom w:w="92" w:type="dxa"/>
+            </w:tcMar>
+          </w:tcPr>
+          <w:p>
+            <w:pPr>
+              <w:pStyle w:val="BodyText"/>
+            </w:pPr>
+            <w:pPr>
+              <w:spacing w:before="16" w:after="16"/>
+            </w:pPr>
+            <w:r>
+              <w:t xml:space="preserve">Example (Computing the Sample Mean)</w:t>
+            </w:r>
+          </w:p>
+        </w:tc>
+      </w:tr>
       <w:tr>
         <w:trPr>
           <w:cantSplit/>
@@ -1761,18 +1751,11 @@
         <w:tc>
           <w:tcPr>
             <w:tcMar>
-              <w:left w:w="144" w:type="dxa"/>
+              <w:top w:w="108" w:type="dxa"/>
+              <w:bottom w:w="108" w:type="dxa"/>
             </w:tcMar>
           </w:tcPr>
-          <w:p>
-            <w:pPr>
-              <w:pStyle w:val="BodyText"/>
-            </w:pPr>
-            <w:pPr>
-              <w:spacing w:before="16" w:after="64"/>
-            </w:pPr>
-          </w:p>
-          <w:bookmarkStart w:id="29" w:name="exm-mean-calc"/>
+          <w:bookmarkStart w:id="27" w:name="exm-mean-calc"/>
           <w:p>
             <w:pPr>
               <w:pStyle w:val="BodyText"/>
@@ -1938,12 +1921,13 @@
               </m:oMath>
             </m:oMathPara>
           </w:p>
-          <w:bookmarkEnd w:id="29"/>
+          <w:bookmarkEnd w:id="27"/>
+          <w:p/>
         </w:tc>
       </w:tr>
     </w:tbl>
-    <w:bookmarkEnd w:id="30"/>
-    <w:bookmarkStart w:id="31" w:name="equations"/>
+    <w:bookmarkEnd w:id="28"/>
+    <w:bookmarkStart w:id="29" w:name="equations"/>
     <w:p>
       <w:pPr>
         <w:pStyle w:val="Heading2"/>
@@ -2089,8 +2073,8 @@
         </m:oMath>
       </m:oMathPara>
     </w:p>
-    <w:bookmarkEnd w:id="31"/>
-    <w:bookmarkStart w:id="33" w:name="tables"/>
+    <w:bookmarkEnd w:id="29"/>
+    <w:bookmarkStart w:id="31" w:name="tables"/>
     <w:p>
       <w:pPr>
         <w:pStyle w:val="Heading2"/>
@@ -2112,7 +2096,7 @@
       <w:tr>
         <w:tc>
           <w:tcPr/>
-          <w:bookmarkStart w:id="32" w:name="tbl-comparison"/>
+          <w:bookmarkStart w:id="30" w:name="tbl-comparison"/>
           <w:p>
             <w:pPr>
               <w:jc w:val="center"/>
@@ -2337,13 +2321,13 @@
               </w:tc>
             </w:tr>
           </w:tbl>
-          <w:bookmarkEnd w:id="32"/>
+          <w:bookmarkEnd w:id="30"/>
           <w:p/>
         </w:tc>
       </w:tr>
     </w:tbl>
-    <w:bookmarkEnd w:id="33"/>
-    <w:bookmarkStart w:id="34" w:name="summary"/>
+    <w:bookmarkEnd w:id="31"/>
+    <w:bookmarkStart w:id="32" w:name="summary"/>
     <w:p>
       <w:pPr>
         <w:pStyle w:val="Heading2"/>
@@ -2360,8 +2344,8 @@
         <w:t xml:space="preserve">Quarto vignettes provide a modern, feature-rich way to document R packages. They integrate seamlessly with documentation systems and offer enhanced capabilities for technical documentation.</w:t>
       </w:r>
     </w:p>
-    <w:bookmarkEnd w:id="34"/>
-    <w:bookmarkStart w:id="42" w:name="references"/>
+    <w:bookmarkEnd w:id="32"/>
+    <w:bookmarkStart w:id="40" w:name="references"/>
     <w:p>
       <w:pPr>
         <w:pStyle w:val="Heading2"/>
@@ -2386,7 +2370,7 @@
           <w:numId w:val="1002"/>
         </w:numPr>
       </w:pPr>
-      <w:hyperlink r:id="rId35">
+      <w:hyperlink r:id="rId33">
         <w:r>
           <w:rPr>
             <w:rStyle w:val="Hyperlink"/>
@@ -2403,7 +2387,7 @@
           <w:numId w:val="1002"/>
         </w:numPr>
       </w:pPr>
-      <w:hyperlink r:id="rId36">
+      <w:hyperlink r:id="rId34">
         <w:r>
           <w:rPr>
             <w:rStyle w:val="Hyperlink"/>
@@ -2436,8 +2420,8 @@
         <w:t xml:space="preserve">UCD-SERG (2024)</w:t>
       </w:r>
     </w:p>
-    <w:bookmarkStart w:id="41" w:name="refs"/>
-    <w:bookmarkStart w:id="38" w:name="ref-R-base"/>
+    <w:bookmarkStart w:id="39" w:name="refs"/>
+    <w:bookmarkStart w:id="36" w:name="ref-R-base"/>
     <w:p>
       <w:pPr>
         <w:pStyle w:val="Bibliography"/>
@@ -2461,7 +2445,7 @@
       <w:r>
         <w:t xml:space="preserve"> </w:t>
       </w:r>
-      <w:hyperlink r:id="rId37">
+      <w:hyperlink r:id="rId35">
         <w:r>
           <w:rPr>
             <w:rStyle w:val="Hyperlink"/>
@@ -2473,8 +2457,8 @@
         <w:t xml:space="preserve">.</w:t>
       </w:r>
     </w:p>
-    <w:bookmarkEnd w:id="38"/>
-    <w:bookmarkStart w:id="40" w:name="ref-R-rpt"/>
+    <w:bookmarkEnd w:id="36"/>
+    <w:bookmarkStart w:id="38" w:name="ref-R-rpt"/>
     <w:p>
       <w:pPr>
         <w:pStyle w:val="Bibliography"/>
@@ -2498,7 +2482,7 @@
       <w:r>
         <w:t xml:space="preserve"> </w:t>
       </w:r>
-      <w:hyperlink r:id="rId39">
+      <w:hyperlink r:id="rId37">
         <w:r>
           <w:rPr>
             <w:rStyle w:val="Hyperlink"/>
@@ -2510,9 +2494,9 @@
         <w:t xml:space="preserve">.</w:t>
       </w:r>
     </w:p>
+    <w:bookmarkEnd w:id="38"/>
+    <w:bookmarkEnd w:id="39"/>
     <w:bookmarkEnd w:id="40"/>
-    <w:bookmarkEnd w:id="41"/>
-    <w:bookmarkEnd w:id="42"/>
     <w:sectPr>
       <w:footnotePr>
         <w:numRestart w:val="eachSect"/>
